--- a/KnowledgeSource/Platform_Rule.docx
+++ b/KnowledgeSource/Platform_Rule.docx
@@ -771,7 +771,7 @@
           <w:color w:val="5C5C5C"/>
           <w:sz w:val="16"/>
         </w:rPr>
-        <w:t>※ 본 문서는 SK케미칼 A4A 핸즈온 실습용 mock 데이터입니다. 실제 사내 규정·시스템 정보가 아니며 교육 목적으로만 사용합니다.</w:t>
+        <w:t>※ 본 문서는 A4A 핸즈온 실습용 mock 데이터입니다. 실제 조직의 규정·시스템 정보가 아니며 교육 목적으로만 사용합니다.</w:t>
       </w:r>
     </w:p>
     <w:sectPr>

--- a/KnowledgeSource/Platform_Rule.docx
+++ b/KnowledgeSource/Platform_Rule.docx
@@ -5,6 +5,7 @@
     <w:p>
       <w:r>
         <w:rPr>
+          <w:rFonts w:ascii="맑은 고딕" w:hAnsi="맑은 고딕" w:eastAsia="맑은 고딕"/>
           <w:b/>
           <w:color w:val="B11F4B"/>
           <w:sz w:val="20"/>
@@ -15,6 +16,7 @@
     <w:p>
       <w:r>
         <w:rPr>
+          <w:rFonts w:ascii="맑은 고딕" w:hAnsi="맑은 고딕" w:eastAsia="맑은 고딕"/>
           <w:b/>
           <w:color w:val="242424"/>
           <w:sz w:val="40"/>
@@ -25,6 +27,7 @@
     <w:p>
       <w:r>
         <w:rPr>
+          <w:rFonts w:ascii="맑은 고딕" w:hAnsi="맑은 고딕" w:eastAsia="맑은 고딕"/>
           <w:color w:val="5C5C5C"/>
           <w:sz w:val="22"/>
         </w:rPr>
@@ -53,6 +56,7 @@
           <w:p>
             <w:r>
               <w:rPr>
+                <w:rFonts w:ascii="맑은 고딕" w:hAnsi="맑은 고딕" w:eastAsia="맑은 고딕"/>
                 <w:b/>
                 <w:sz w:val="17"/>
               </w:rPr>
@@ -68,6 +72,7 @@
           <w:p>
             <w:r>
               <w:rPr>
+                <w:rFonts w:ascii="맑은 고딕" w:hAnsi="맑은 고딕" w:eastAsia="맑은 고딕"/>
                 <w:b/>
                 <w:sz w:val="17"/>
               </w:rPr>
@@ -83,6 +88,7 @@
           <w:p>
             <w:r>
               <w:rPr>
+                <w:rFonts w:ascii="맑은 고딕" w:hAnsi="맑은 고딕" w:eastAsia="맑은 고딕"/>
                 <w:b/>
                 <w:sz w:val="17"/>
               </w:rPr>
@@ -98,6 +104,7 @@
           <w:p>
             <w:r>
               <w:rPr>
+                <w:rFonts w:ascii="맑은 고딕" w:hAnsi="맑은 고딕" w:eastAsia="맑은 고딕"/>
                 <w:b/>
                 <w:sz w:val="17"/>
               </w:rPr>
@@ -114,6 +121,7 @@
           <w:p>
             <w:r>
               <w:rPr>
+                <w:rFonts w:ascii="맑은 고딕" w:hAnsi="맑은 고딕" w:eastAsia="맑은 고딕"/>
                 <w:sz w:val="17"/>
               </w:rPr>
               <w:t>People &amp; AI팀</w:t>
@@ -127,6 +135,7 @@
           <w:p>
             <w:r>
               <w:rPr>
+                <w:rFonts w:ascii="맑은 고딕" w:hAnsi="맑은 고딕" w:eastAsia="맑은 고딕"/>
                 <w:sz w:val="17"/>
               </w:rPr>
               <w:t>2026-05-29</w:t>
@@ -140,6 +149,7 @@
           <w:p>
             <w:r>
               <w:rPr>
+                <w:rFonts w:ascii="맑은 고딕" w:hAnsi="맑은 고딕" w:eastAsia="맑은 고딕"/>
                 <w:sz w:val="17"/>
               </w:rPr>
               <w:t>내부용</w:t>
@@ -153,9 +163,71 @@
           <w:p>
             <w:r>
               <w:rPr>
+                <w:rFonts w:ascii="맑은 고딕" w:hAnsi="맑은 고딕" w:eastAsia="맑은 고딕"/>
                 <w:sz w:val="17"/>
               </w:rPr>
               <w:t>Copilot Studio Knowledge Source</w:t>
+            </w:r>
+          </w:p>
+        </w:tc>
+      </w:tr>
+    </w:tbl>
+    <w:p/>
+    <w:p>
+      <w:pPr>
+        <w:spacing w:after="40"/>
+      </w:pPr>
+      <w:r>
+        <w:rPr>
+          <w:rFonts w:ascii="맑은 고딕" w:hAnsi="맑은 고딕" w:eastAsia="맑은 고딕"/>
+          <w:b/>
+          <w:color w:val="5C5C5C"/>
+          <w:sz w:val="17"/>
+        </w:rPr>
+        <w:t xml:space="preserve">키워드: </w:t>
+      </w:r>
+      <w:r>
+        <w:rPr>
+          <w:rFonts w:ascii="맑은 고딕" w:hAnsi="맑은 고딕" w:eastAsia="맑은 고딕"/>
+          <w:color w:val="5C5C5C"/>
+          <w:sz w:val="17"/>
+        </w:rPr>
+        <w:t>Agent Builder, Copilot Studio, Azure AI, 플랫폼 선정, 노코드, HITL, 데이터 민감도, 의사결정</w:t>
+      </w:r>
+    </w:p>
+    <w:tbl>
+      <w:tblPr>
+        <w:tblStyle w:val="TableGrid"/>
+        <w:tblW w:type="auto" w:w="0"/>
+        <w:tblLook w:firstColumn="1" w:firstRow="1" w:lastColumn="0" w:lastRow="0" w:noHBand="0" w:noVBand="1" w:val="04A0"/>
+      </w:tblPr>
+      <w:tblGrid>
+        <w:gridCol w:w="8640"/>
+      </w:tblGrid>
+      <w:tr>
+        <w:tc>
+          <w:tcPr>
+            <w:tcW w:type="dxa" w:w="8640"/>
+            <w:shd w:val="clear" w:fill="EEF4FB"/>
+          </w:tcPr>
+          <w:p>
+            <w:r/>
+            <w:r>
+              <w:rPr>
+                <w:rFonts w:ascii="맑은 고딕" w:hAnsi="맑은 고딕" w:eastAsia="맑은 고딕"/>
+                <w:b/>
+                <w:color w:val="242424"/>
+                <w:sz w:val="18"/>
+              </w:rPr>
+              <w:t xml:space="preserve">이 문서 사용법: </w:t>
+            </w:r>
+            <w:r>
+              <w:rPr>
+                <w:rFonts w:ascii="맑은 고딕" w:hAnsi="맑은 고딕" w:eastAsia="맑은 고딕"/>
+                <w:color w:val="242424"/>
+                <w:sz w:val="18"/>
+              </w:rPr>
+              <w:t>에이전트 아이디어를 받으면 데이터 민감도·통합 복잡도·사용자 규모·HITL 필요성 4축으로 플랫폼을 추천하세요.</w:t>
             </w:r>
           </w:p>
         </w:tc>
@@ -168,6 +240,77 @@
       </w:pPr>
       <w:r>
         <w:rPr>
+          <w:rFonts w:ascii="맑은 고딕" w:hAnsi="맑은 고딕" w:eastAsia="맑은 고딕"/>
+          <w:b/>
+          <w:color w:val="B11F4B"/>
+          <w:sz w:val="26"/>
+        </w:rPr>
+        <w:t>한눈 요약 (TL;DR)</w:t>
+      </w:r>
+    </w:p>
+    <w:tbl>
+      <w:tblPr>
+        <w:tblStyle w:val="TableGrid"/>
+        <w:tblW w:type="auto" w:w="0"/>
+        <w:tblLook w:firstColumn="1" w:firstRow="1" w:lastColumn="0" w:lastRow="0" w:noHBand="0" w:noVBand="1" w:val="04A0"/>
+      </w:tblPr>
+      <w:tblGrid>
+        <w:gridCol w:w="8640"/>
+      </w:tblGrid>
+      <w:tr>
+        <w:tc>
+          <w:tcPr>
+            <w:tcW w:type="dxa" w:w="8640"/>
+            <w:shd w:val="clear" w:fill="FDF2F6"/>
+          </w:tcPr>
+          <w:p>
+            <w:r/>
+            <w:r>
+              <w:rPr>
+                <w:rFonts w:ascii="맑은 고딕" w:hAnsi="맑은 고딕" w:eastAsia="맑은 고딕"/>
+                <w:sz w:val="19"/>
+              </w:rPr>
+              <w:t>• 개인 생산성·빠른 프로토타입은 Agent Builder(노코드, 5~10분).</w:t>
+            </w:r>
+          </w:p>
+          <w:p>
+            <w:r>
+              <w:rPr>
+                <w:rFonts w:ascii="맑은 고딕" w:hAnsi="맑은 고딕" w:eastAsia="맑은 고딕"/>
+                <w:sz w:val="19"/>
+              </w:rPr>
+              <w:t>• 부서 단위 업무 자동화·사내 시스템 연동·승인 흐름은 Copilot Studio.</w:t>
+            </w:r>
+          </w:p>
+          <w:p>
+            <w:r>
+              <w:rPr>
+                <w:rFonts w:ascii="맑은 고딕" w:hAnsi="맑은 고딕" w:eastAsia="맑은 고딕"/>
+                <w:sz w:val="19"/>
+              </w:rPr>
+              <w:t>• 대규모·복잡 커스텀 통합만 Azure AI 자체 개발을 검토한다.</w:t>
+            </w:r>
+          </w:p>
+          <w:p>
+            <w:r>
+              <w:rPr>
+                <w:rFonts w:ascii="맑은 고딕" w:hAnsi="맑은 고딕" w:eastAsia="맑은 고딕"/>
+                <w:sz w:val="19"/>
+              </w:rPr>
+              <w:t>• 대외비 이상 데이터나 HITL이 필요하면 Agent Builder가 아닌 Copilot Studio 이상을 선택한다.</w:t>
+            </w:r>
+          </w:p>
+        </w:tc>
+      </w:tr>
+    </w:tbl>
+    <w:p/>
+    <w:p>
+      <w:pPr>
+        <w:spacing w:before="200" w:after="80"/>
+      </w:pPr>
+      <w:r>
+        <w:rPr>
+          <w:rFonts w:ascii="맑은 고딕" w:hAnsi="맑은 고딕" w:eastAsia="맑은 고딕"/>
           <w:b/>
           <w:color w:val="B11F4B"/>
           <w:sz w:val="26"/>
@@ -197,6 +340,7 @@
           <w:p>
             <w:r>
               <w:rPr>
+                <w:rFonts w:ascii="맑은 고딕" w:hAnsi="맑은 고딕" w:eastAsia="맑은 고딕"/>
                 <w:b/>
                 <w:color w:val="FFFFFF"/>
                 <w:sz w:val="18"/>
@@ -213,6 +357,7 @@
           <w:p>
             <w:r>
               <w:rPr>
+                <w:rFonts w:ascii="맑은 고딕" w:hAnsi="맑은 고딕" w:eastAsia="맑은 고딕"/>
                 <w:b/>
                 <w:color w:val="FFFFFF"/>
                 <w:sz w:val="18"/>
@@ -229,6 +374,7 @@
           <w:p>
             <w:r>
               <w:rPr>
+                <w:rFonts w:ascii="맑은 고딕" w:hAnsi="맑은 고딕" w:eastAsia="맑은 고딕"/>
                 <w:b/>
                 <w:color w:val="FFFFFF"/>
                 <w:sz w:val="18"/>
@@ -245,6 +391,7 @@
           <w:p>
             <w:r>
               <w:rPr>
+                <w:rFonts w:ascii="맑은 고딕" w:hAnsi="맑은 고딕" w:eastAsia="맑은 고딕"/>
                 <w:b/>
                 <w:color w:val="FFFFFF"/>
                 <w:sz w:val="18"/>
@@ -262,6 +409,7 @@
           <w:p>
             <w:r>
               <w:rPr>
+                <w:rFonts w:ascii="맑은 고딕" w:hAnsi="맑은 고딕" w:eastAsia="맑은 고딕"/>
                 <w:sz w:val="18"/>
               </w:rPr>
               <w:t>Agent Builder (M365)</w:t>
@@ -275,6 +423,7 @@
           <w:p>
             <w:r>
               <w:rPr>
+                <w:rFonts w:ascii="맑은 고딕" w:hAnsi="맑은 고딕" w:eastAsia="맑은 고딕"/>
                 <w:sz w:val="18"/>
               </w:rPr>
               <w:t>노코드, 5~10분, 단일 화면</w:t>
@@ -288,6 +437,7 @@
           <w:p>
             <w:r>
               <w:rPr>
+                <w:rFonts w:ascii="맑은 고딕" w:hAnsi="맑은 고딕" w:eastAsia="맑은 고딕"/>
                 <w:sz w:val="18"/>
               </w:rPr>
               <w:t>개인 생산성, 빠른 프로토타입</w:t>
@@ -301,6 +451,7 @@
           <w:p>
             <w:r>
               <w:rPr>
+                <w:rFonts w:ascii="맑은 고딕" w:hAnsi="맑은 고딕" w:eastAsia="맑은 고딕"/>
                 <w:sz w:val="18"/>
               </w:rPr>
               <w:t>낮음</w:t>
@@ -316,6 +467,7 @@
           <w:p>
             <w:r>
               <w:rPr>
+                <w:rFonts w:ascii="맑은 고딕" w:hAnsi="맑은 고딕" w:eastAsia="맑은 고딕"/>
                 <w:sz w:val="18"/>
               </w:rPr>
               <w:t>Copilot Studio</w:t>
@@ -329,6 +481,7 @@
           <w:p>
             <w:r>
               <w:rPr>
+                <w:rFonts w:ascii="맑은 고딕" w:hAnsi="맑은 고딕" w:eastAsia="맑은 고딕"/>
                 <w:sz w:val="18"/>
               </w:rPr>
               <w:t>토픽·Flow·Knowledge·HITL</w:t>
@@ -342,6 +495,7 @@
           <w:p>
             <w:r>
               <w:rPr>
+                <w:rFonts w:ascii="맑은 고딕" w:hAnsi="맑은 고딕" w:eastAsia="맑은 고딕"/>
                 <w:sz w:val="18"/>
               </w:rPr>
               <w:t>부서 단위 업무 자동화</w:t>
@@ -355,6 +509,7 @@
           <w:p>
             <w:r>
               <w:rPr>
+                <w:rFonts w:ascii="맑은 고딕" w:hAnsi="맑은 고딕" w:eastAsia="맑은 고딕"/>
                 <w:sz w:val="18"/>
               </w:rPr>
               <w:t>중</w:t>
@@ -370,6 +525,7 @@
           <w:p>
             <w:r>
               <w:rPr>
+                <w:rFonts w:ascii="맑은 고딕" w:hAnsi="맑은 고딕" w:eastAsia="맑은 고딕"/>
                 <w:sz w:val="18"/>
               </w:rPr>
               <w:t>Azure AI / 자체 개발</w:t>
@@ -383,6 +539,7 @@
           <w:p>
             <w:r>
               <w:rPr>
+                <w:rFonts w:ascii="맑은 고딕" w:hAnsi="맑은 고딕" w:eastAsia="맑은 고딕"/>
                 <w:sz w:val="18"/>
               </w:rPr>
               <w:t>완전 커스텀, 코드 기반</w:t>
@@ -396,6 +553,7 @@
           <w:p>
             <w:r>
               <w:rPr>
+                <w:rFonts w:ascii="맑은 고딕" w:hAnsi="맑은 고딕" w:eastAsia="맑은 고딕"/>
                 <w:sz w:val="18"/>
               </w:rPr>
               <w:t>대규모·복잡 통합</w:t>
@@ -409,6 +567,7 @@
           <w:p>
             <w:r>
               <w:rPr>
+                <w:rFonts w:ascii="맑은 고딕" w:hAnsi="맑은 고딕" w:eastAsia="맑은 고딕"/>
                 <w:sz w:val="18"/>
               </w:rPr>
               <w:t>높음</w:t>
@@ -423,6 +582,7 @@
       </w:pPr>
       <w:r>
         <w:rPr>
+          <w:rFonts w:ascii="맑은 고딕" w:hAnsi="맑은 고딕" w:eastAsia="맑은 고딕"/>
           <w:b/>
           <w:color w:val="B11F4B"/>
           <w:sz w:val="26"/>
@@ -451,6 +611,7 @@
           <w:p>
             <w:r>
               <w:rPr>
+                <w:rFonts w:ascii="맑은 고딕" w:hAnsi="맑은 고딕" w:eastAsia="맑은 고딕"/>
                 <w:b/>
                 <w:color w:val="FFFFFF"/>
                 <w:sz w:val="18"/>
@@ -467,6 +628,7 @@
           <w:p>
             <w:r>
               <w:rPr>
+                <w:rFonts w:ascii="맑은 고딕" w:hAnsi="맑은 고딕" w:eastAsia="맑은 고딕"/>
                 <w:b/>
                 <w:color w:val="FFFFFF"/>
                 <w:sz w:val="18"/>
@@ -483,6 +645,7 @@
           <w:p>
             <w:r>
               <w:rPr>
+                <w:rFonts w:ascii="맑은 고딕" w:hAnsi="맑은 고딕" w:eastAsia="맑은 고딕"/>
                 <w:b/>
                 <w:color w:val="FFFFFF"/>
                 <w:sz w:val="18"/>
@@ -500,6 +663,7 @@
           <w:p>
             <w:r>
               <w:rPr>
+                <w:rFonts w:ascii="맑은 고딕" w:hAnsi="맑은 고딕" w:eastAsia="맑은 고딕"/>
                 <w:sz w:val="18"/>
               </w:rPr>
               <w:t>데이터 민감도</w:t>
@@ -513,6 +677,7 @@
           <w:p>
             <w:r>
               <w:rPr>
+                <w:rFonts w:ascii="맑은 고딕" w:hAnsi="맑은 고딕" w:eastAsia="맑은 고딕"/>
                 <w:sz w:val="18"/>
               </w:rPr>
               <w:t>공개·내부 등급</w:t>
@@ -526,6 +691,7 @@
           <w:p>
             <w:r>
               <w:rPr>
+                <w:rFonts w:ascii="맑은 고딕" w:hAnsi="맑은 고딕" w:eastAsia="맑은 고딕"/>
                 <w:sz w:val="18"/>
               </w:rPr>
               <w:t>대외비 이상, DLP 필요</w:t>
@@ -541,6 +707,7 @@
           <w:p>
             <w:r>
               <w:rPr>
+                <w:rFonts w:ascii="맑은 고딕" w:hAnsi="맑은 고딕" w:eastAsia="맑은 고딕"/>
                 <w:sz w:val="18"/>
               </w:rPr>
               <w:t>통합 복잡도</w:t>
@@ -554,6 +721,7 @@
           <w:p>
             <w:r>
               <w:rPr>
+                <w:rFonts w:ascii="맑은 고딕" w:hAnsi="맑은 고딕" w:eastAsia="맑은 고딕"/>
                 <w:sz w:val="18"/>
               </w:rPr>
               <w:t>웹 검색·문서 생성 수준</w:t>
@@ -567,6 +735,7 @@
           <w:p>
             <w:r>
               <w:rPr>
+                <w:rFonts w:ascii="맑은 고딕" w:hAnsi="맑은 고딕" w:eastAsia="맑은 고딕"/>
                 <w:sz w:val="18"/>
               </w:rPr>
               <w:t>사내 시스템 연동 다수</w:t>
@@ -582,6 +751,7 @@
           <w:p>
             <w:r>
               <w:rPr>
+                <w:rFonts w:ascii="맑은 고딕" w:hAnsi="맑은 고딕" w:eastAsia="맑은 고딕"/>
                 <w:sz w:val="18"/>
               </w:rPr>
               <w:t>사용자 규모</w:t>
@@ -595,6 +765,7 @@
           <w:p>
             <w:r>
               <w:rPr>
+                <w:rFonts w:ascii="맑은 고딕" w:hAnsi="맑은 고딕" w:eastAsia="맑은 고딕"/>
                 <w:sz w:val="18"/>
               </w:rPr>
               <w:t>개인·소수</w:t>
@@ -608,6 +779,7 @@
           <w:p>
             <w:r>
               <w:rPr>
+                <w:rFonts w:ascii="맑은 고딕" w:hAnsi="맑은 고딕" w:eastAsia="맑은 고딕"/>
                 <w:sz w:val="18"/>
               </w:rPr>
               <w:t>부서·전사 배포</w:t>
@@ -623,6 +795,7 @@
           <w:p>
             <w:r>
               <w:rPr>
+                <w:rFonts w:ascii="맑은 고딕" w:hAnsi="맑은 고딕" w:eastAsia="맑은 고딕"/>
                 <w:sz w:val="18"/>
               </w:rPr>
               <w:t>HITL 필요성</w:t>
@@ -636,6 +809,7 @@
           <w:p>
             <w:r>
               <w:rPr>
+                <w:rFonts w:ascii="맑은 고딕" w:hAnsi="맑은 고딕" w:eastAsia="맑은 고딕"/>
                 <w:sz w:val="18"/>
               </w:rPr>
               <w:t>승인 절차 불필요</w:t>
@@ -649,6 +823,7 @@
           <w:p>
             <w:r>
               <w:rPr>
+                <w:rFonts w:ascii="맑은 고딕" w:hAnsi="맑은 고딕" w:eastAsia="맑은 고딕"/>
                 <w:sz w:val="18"/>
               </w:rPr>
               <w:t>다단계 승인·감사 필요</w:t>
@@ -663,6 +838,7 @@
       </w:pPr>
       <w:r>
         <w:rPr>
+          <w:rFonts w:ascii="맑은 고딕" w:hAnsi="맑은 고딕" w:eastAsia="맑은 고딕"/>
           <w:b/>
           <w:color w:val="B11F4B"/>
           <w:sz w:val="26"/>
@@ -676,6 +852,10 @@
         <w:spacing w:after="20"/>
       </w:pPr>
       <w:r>
+        <w:rPr>
+          <w:rFonts w:ascii="맑은 고딕" w:hAnsi="맑은 고딕" w:eastAsia="맑은 고딕"/>
+          <w:sz w:val="20"/>
+        </w:rPr>
         <w:t>Q1. 사내 시스템(SAP·LIMS 등) 연동이 필요한가? → 예: Copilot Studio 이상.</w:t>
       </w:r>
     </w:p>
@@ -685,6 +865,10 @@
         <w:spacing w:after="20"/>
       </w:pPr>
       <w:r>
+        <w:rPr>
+          <w:rFonts w:ascii="맑은 고딕" w:hAnsi="맑은 고딕" w:eastAsia="맑은 고딕"/>
+          <w:sz w:val="20"/>
+        </w:rPr>
         <w:t>Q2. 대외비 이상 데이터를 다루는가? → 예: Copilot Studio(사내 테넌트, DLP) 권장.</w:t>
       </w:r>
     </w:p>
@@ -694,6 +878,10 @@
         <w:spacing w:after="20"/>
       </w:pPr>
       <w:r>
+        <w:rPr>
+          <w:rFonts w:ascii="맑은 고딕" w:hAnsi="맑은 고딕" w:eastAsia="맑은 고딕"/>
+          <w:sz w:val="20"/>
+        </w:rPr>
         <w:t>Q3. 승인·감사 등 HITL 흐름이 필요한가? → 예: Copilot Studio(Flow + 승인).</w:t>
       </w:r>
     </w:p>
@@ -703,7 +891,11 @@
         <w:spacing w:after="20"/>
       </w:pPr>
       <w:r>
-        <w:t>Q4. 위 모두 아니오 → Agent Builder Lite로 빠르게 제작.</w:t>
+        <w:rPr>
+          <w:rFonts w:ascii="맑은 고딕" w:hAnsi="맑은 고딕" w:eastAsia="맑은 고딕"/>
+          <w:sz w:val="20"/>
+        </w:rPr>
+        <w:t>Q4. 위 모두 아니오 → Agent Builder로 빠르게 제작.</w:t>
       </w:r>
     </w:p>
     <w:p>
@@ -712,6 +904,10 @@
         <w:spacing w:after="20"/>
       </w:pPr>
       <w:r>
+        <w:rPr>
+          <w:rFonts w:ascii="맑은 고딕" w:hAnsi="맑은 고딕" w:eastAsia="맑은 고딕"/>
+          <w:sz w:val="20"/>
+        </w:rPr>
         <w:t>Q5. 표준 플랫폼으로 불가능한 대규모 통합 → Azure AI 자체 개발 검토.</w:t>
       </w:r>
     </w:p>
@@ -721,11 +917,268 @@
       </w:pPr>
       <w:r>
         <w:rPr>
+          <w:rFonts w:ascii="맑은 고딕" w:hAnsi="맑은 고딕" w:eastAsia="맑은 고딕"/>
           <w:b/>
           <w:color w:val="B11F4B"/>
           <w:sz w:val="26"/>
         </w:rPr>
-        <w:t>4. A4A 활용 권장 시나리오</w:t>
+        <w:t>4. 업무 유형별 플랫폼 추천</w:t>
+      </w:r>
+    </w:p>
+    <w:tbl>
+      <w:tblPr>
+        <w:tblStyle w:val="TableGrid"/>
+        <w:tblW w:type="auto" w:w="0"/>
+        <w:jc w:val="center"/>
+        <w:tblLook w:firstColumn="1" w:firstRow="1" w:lastColumn="0" w:lastRow="0" w:noHBand="0" w:noVBand="1" w:val="04A0"/>
+      </w:tblPr>
+      <w:tblGrid>
+        <w:gridCol w:w="2880"/>
+        <w:gridCol w:w="2880"/>
+        <w:gridCol w:w="2880"/>
+      </w:tblGrid>
+      <w:tr>
+        <w:tc>
+          <w:tcPr>
+            <w:tcW w:type="dxa" w:w="2880"/>
+            <w:shd w:val="clear" w:fill="B11F4B"/>
+          </w:tcPr>
+          <w:p>
+            <w:r>
+              <w:rPr>
+                <w:rFonts w:ascii="맑은 고딕" w:hAnsi="맑은 고딕" w:eastAsia="맑은 고딕"/>
+                <w:b/>
+                <w:color w:val="FFFFFF"/>
+                <w:sz w:val="18"/>
+              </w:rPr>
+              <w:t>업무 유형</w:t>
+            </w:r>
+          </w:p>
+        </w:tc>
+        <w:tc>
+          <w:tcPr>
+            <w:tcW w:type="dxa" w:w="2592"/>
+            <w:shd w:val="clear" w:fill="B11F4B"/>
+          </w:tcPr>
+          <w:p>
+            <w:r>
+              <w:rPr>
+                <w:rFonts w:ascii="맑은 고딕" w:hAnsi="맑은 고딕" w:eastAsia="맑은 고딕"/>
+                <w:b/>
+                <w:color w:val="FFFFFF"/>
+                <w:sz w:val="18"/>
+              </w:rPr>
+              <w:t>추천 플랫폼</w:t>
+            </w:r>
+          </w:p>
+        </w:tc>
+        <w:tc>
+          <w:tcPr>
+            <w:tcW w:type="dxa" w:w="3744"/>
+            <w:shd w:val="clear" w:fill="B11F4B"/>
+          </w:tcPr>
+          <w:p>
+            <w:r>
+              <w:rPr>
+                <w:rFonts w:ascii="맑은 고딕" w:hAnsi="맑은 고딕" w:eastAsia="맑은 고딕"/>
+                <w:b/>
+                <w:color w:val="FFFFFF"/>
+                <w:sz w:val="18"/>
+              </w:rPr>
+              <w:t>이유</w:t>
+            </w:r>
+          </w:p>
+        </w:tc>
+      </w:tr>
+      <w:tr>
+        <w:tc>
+          <w:tcPr>
+            <w:tcW w:type="dxa" w:w="2880"/>
+          </w:tcPr>
+          <w:p>
+            <w:r>
+              <w:rPr>
+                <w:rFonts w:ascii="맑은 고딕" w:hAnsi="맑은 고딕" w:eastAsia="맑은 고딕"/>
+                <w:sz w:val="18"/>
+              </w:rPr>
+              <w:t>개인 메일·문서 요약</w:t>
+            </w:r>
+          </w:p>
+        </w:tc>
+        <w:tc>
+          <w:tcPr>
+            <w:tcW w:type="dxa" w:w="2592"/>
+          </w:tcPr>
+          <w:p>
+            <w:r>
+              <w:rPr>
+                <w:rFonts w:ascii="맑은 고딕" w:hAnsi="맑은 고딕" w:eastAsia="맑은 고딕"/>
+                <w:sz w:val="18"/>
+              </w:rPr>
+              <w:t>Agent Builder</w:t>
+            </w:r>
+          </w:p>
+        </w:tc>
+        <w:tc>
+          <w:tcPr>
+            <w:tcW w:type="dxa" w:w="3744"/>
+          </w:tcPr>
+          <w:p>
+            <w:r>
+              <w:rPr>
+                <w:rFonts w:ascii="맑은 고딕" w:hAnsi="맑은 고딕" w:eastAsia="맑은 고딕"/>
+                <w:sz w:val="18"/>
+              </w:rPr>
+              <w:t>공개·내부 데이터, 단일 사용자</w:t>
+            </w:r>
+          </w:p>
+        </w:tc>
+      </w:tr>
+      <w:tr>
+        <w:tc>
+          <w:tcPr>
+            <w:tcW w:type="dxa" w:w="2880"/>
+          </w:tcPr>
+          <w:p>
+            <w:r>
+              <w:rPr>
+                <w:rFonts w:ascii="맑은 고딕" w:hAnsi="맑은 고딕" w:eastAsia="맑은 고딕"/>
+                <w:sz w:val="18"/>
+              </w:rPr>
+              <w:t>부서 FAQ 봇(사내 규정)</w:t>
+            </w:r>
+          </w:p>
+        </w:tc>
+        <w:tc>
+          <w:tcPr>
+            <w:tcW w:type="dxa" w:w="2592"/>
+          </w:tcPr>
+          <w:p>
+            <w:r>
+              <w:rPr>
+                <w:rFonts w:ascii="맑은 고딕" w:hAnsi="맑은 고딕" w:eastAsia="맑은 고딕"/>
+                <w:sz w:val="18"/>
+              </w:rPr>
+              <w:t>Copilot Studio</w:t>
+            </w:r>
+          </w:p>
+        </w:tc>
+        <w:tc>
+          <w:tcPr>
+            <w:tcW w:type="dxa" w:w="3744"/>
+          </w:tcPr>
+          <w:p>
+            <w:r>
+              <w:rPr>
+                <w:rFonts w:ascii="맑은 고딕" w:hAnsi="맑은 고딕" w:eastAsia="맑은 고딕"/>
+                <w:sz w:val="18"/>
+              </w:rPr>
+              <w:t>사내 지식 그라운딩 + 다수 사용자</w:t>
+            </w:r>
+          </w:p>
+        </w:tc>
+      </w:tr>
+      <w:tr>
+        <w:tc>
+          <w:tcPr>
+            <w:tcW w:type="dxa" w:w="2880"/>
+          </w:tcPr>
+          <w:p>
+            <w:r>
+              <w:rPr>
+                <w:rFonts w:ascii="맑은 고딕" w:hAnsi="맑은 고딕" w:eastAsia="맑은 고딕"/>
+                <w:sz w:val="18"/>
+              </w:rPr>
+              <w:t>계약 위험조항 검출</w:t>
+            </w:r>
+          </w:p>
+        </w:tc>
+        <w:tc>
+          <w:tcPr>
+            <w:tcW w:type="dxa" w:w="2592"/>
+          </w:tcPr>
+          <w:p>
+            <w:r>
+              <w:rPr>
+                <w:rFonts w:ascii="맑은 고딕" w:hAnsi="맑은 고딕" w:eastAsia="맑은 고딕"/>
+                <w:sz w:val="18"/>
+              </w:rPr>
+              <w:t>Copilot Studio</w:t>
+            </w:r>
+          </w:p>
+        </w:tc>
+        <w:tc>
+          <w:tcPr>
+            <w:tcW w:type="dxa" w:w="3744"/>
+          </w:tcPr>
+          <w:p>
+            <w:r>
+              <w:rPr>
+                <w:rFonts w:ascii="맑은 고딕" w:hAnsi="맑은 고딕" w:eastAsia="맑은 고딕"/>
+                <w:sz w:val="18"/>
+              </w:rPr>
+              <w:t>대외비 데이터 + 담당자 승인(HITL)</w:t>
+            </w:r>
+          </w:p>
+        </w:tc>
+      </w:tr>
+      <w:tr>
+        <w:tc>
+          <w:tcPr>
+            <w:tcW w:type="dxa" w:w="2880"/>
+          </w:tcPr>
+          <w:p>
+            <w:r>
+              <w:rPr>
+                <w:rFonts w:ascii="맑은 고딕" w:hAnsi="맑은 고딕" w:eastAsia="맑은 고딕"/>
+                <w:sz w:val="18"/>
+              </w:rPr>
+              <w:t>전사 통합 데이터 분석</w:t>
+            </w:r>
+          </w:p>
+        </w:tc>
+        <w:tc>
+          <w:tcPr>
+            <w:tcW w:type="dxa" w:w="2592"/>
+          </w:tcPr>
+          <w:p>
+            <w:r>
+              <w:rPr>
+                <w:rFonts w:ascii="맑은 고딕" w:hAnsi="맑은 고딕" w:eastAsia="맑은 고딕"/>
+                <w:sz w:val="18"/>
+              </w:rPr>
+              <w:t>Azure AI</w:t>
+            </w:r>
+          </w:p>
+        </w:tc>
+        <w:tc>
+          <w:tcPr>
+            <w:tcW w:type="dxa" w:w="3744"/>
+          </w:tcPr>
+          <w:p>
+            <w:r>
+              <w:rPr>
+                <w:rFonts w:ascii="맑은 고딕" w:hAnsi="맑은 고딕" w:eastAsia="맑은 고딕"/>
+                <w:sz w:val="18"/>
+              </w:rPr>
+              <w:t>대규모·복잡 시스템 통합</w:t>
+            </w:r>
+          </w:p>
+        </w:tc>
+      </w:tr>
+    </w:tbl>
+    <w:p>
+      <w:pPr>
+        <w:spacing w:before="200" w:after="80"/>
+      </w:pPr>
+      <w:r>
+        <w:rPr>
+          <w:rFonts w:ascii="맑은 고딕" w:hAnsi="맑은 고딕" w:eastAsia="맑은 고딕"/>
+          <w:b/>
+          <w:color w:val="B11F4B"/>
+          <w:sz w:val="26"/>
+        </w:rPr>
+        <w:t>5. A4A 활용 권장 시나리오</w:t>
       </w:r>
     </w:p>
     <w:p>
@@ -733,6 +1186,10 @@
         <w:spacing w:after="40"/>
       </w:pPr>
       <w:r>
+        <w:rPr>
+          <w:rFonts w:ascii="맑은 고딕" w:hAnsi="맑은 고딕" w:eastAsia="맑은 고딕"/>
+          <w:sz w:val="21"/>
+        </w:rPr>
         <w:t>다음의 경우 직접 제작보다 A4A(에이전트 제작 코치)를 통해 설계서를 먼저 받는 것을 권장합니다.</w:t>
       </w:r>
     </w:p>
@@ -742,6 +1199,10 @@
         <w:spacing w:after="20"/>
       </w:pPr>
       <w:r>
+        <w:rPr>
+          <w:rFonts w:ascii="맑은 고딕" w:hAnsi="맑은 고딕" w:eastAsia="맑은 고딕"/>
+          <w:sz w:val="20"/>
+        </w:rPr>
         <w:t>처음 에이전트를 만들어보는 구성원(기획·프롬프트 작성 경험 부족).</w:t>
       </w:r>
     </w:p>
@@ -751,6 +1212,10 @@
         <w:spacing w:after="20"/>
       </w:pPr>
       <w:r>
+        <w:rPr>
+          <w:rFonts w:ascii="맑은 고딕" w:hAnsi="맑은 고딕" w:eastAsia="맑은 고딕"/>
+          <w:sz w:val="20"/>
+        </w:rPr>
         <w:t>어떤 플랫폼이 적합한지 판단이 서지 않는 경우.</w:t>
       </w:r>
     </w:p>
@@ -760,13 +1225,113 @@
         <w:spacing w:after="20"/>
       </w:pPr>
       <w:r>
+        <w:rPr>
+          <w:rFonts w:ascii="맑은 고딕" w:hAnsi="맑은 고딕" w:eastAsia="맑은 고딕"/>
+          <w:sz w:val="20"/>
+        </w:rPr>
         <w:t>사내 보안·시스템 제약을 설계에 반영해야 하는 경우.</w:t>
+      </w:r>
+    </w:p>
+    <w:p>
+      <w:pPr>
+        <w:spacing w:before="200" w:after="80"/>
+      </w:pPr>
+      <w:r>
+        <w:rPr>
+          <w:rFonts w:ascii="맑은 고딕" w:hAnsi="맑은 고딕" w:eastAsia="맑은 고딕"/>
+          <w:b/>
+          <w:color w:val="B11F4B"/>
+          <w:sz w:val="26"/>
+        </w:rPr>
+        <w:t>자주 묻는 질문 (FAQ)</w:t>
+      </w:r>
+    </w:p>
+    <w:p>
+      <w:pPr>
+        <w:spacing w:after="20"/>
+      </w:pPr>
+      <w:r>
+        <w:rPr>
+          <w:rFonts w:ascii="맑은 고딕" w:hAnsi="맑은 고딕" w:eastAsia="맑은 고딕"/>
+          <w:b/>
+          <w:color w:val="242424"/>
+          <w:sz w:val="20"/>
+        </w:rPr>
+        <w:t>Q. 노코드로 5분 만에 만들고 싶은데 어떤 플랫폼을 쓰나요?</w:t>
+      </w:r>
+    </w:p>
+    <w:p>
+      <w:pPr>
+        <w:spacing w:after="120"/>
+      </w:pPr>
+      <w:r>
+        <w:rPr>
+          <w:rFonts w:ascii="맑은 고딕" w:hAnsi="맑은 고딕" w:eastAsia="맑은 고딕"/>
+          <w:color w:val="5C5C5C"/>
+          <w:sz w:val="20"/>
+        </w:rPr>
+        <w:t>A. Agent Builder(M365)가 적합합니다. 단, 공개·내부 등급 데이터에 개인·소수 사용자 범위일 때만 권장합니다.</w:t>
+      </w:r>
+    </w:p>
+    <w:p>
+      <w:pPr>
+        <w:spacing w:after="20"/>
+      </w:pPr>
+      <w:r>
+        <w:rPr>
+          <w:rFonts w:ascii="맑은 고딕" w:hAnsi="맑은 고딕" w:eastAsia="맑은 고딕"/>
+          <w:b/>
+          <w:color w:val="242424"/>
+          <w:sz w:val="20"/>
+        </w:rPr>
+        <w:t>Q. 부서 전체가 쓰는 사내 규정 FAQ 봇은요?</w:t>
+      </w:r>
+    </w:p>
+    <w:p>
+      <w:pPr>
+        <w:spacing w:after="120"/>
+      </w:pPr>
+      <w:r>
+        <w:rPr>
+          <w:rFonts w:ascii="맑은 고딕" w:hAnsi="맑은 고딕" w:eastAsia="맑은 고딕"/>
+          <w:color w:val="5C5C5C"/>
+          <w:sz w:val="20"/>
+        </w:rPr>
+        <w:t>A. Copilot Studio를 쓰세요. 사내 지식 그라운딩(Knowledge)과 다수 사용자 배포, 필요 시 승인 흐름까지 지원합니다.</w:t>
+      </w:r>
+    </w:p>
+    <w:p>
+      <w:pPr>
+        <w:spacing w:after="20"/>
+      </w:pPr>
+      <w:r>
+        <w:rPr>
+          <w:rFonts w:ascii="맑은 고딕" w:hAnsi="맑은 고딕" w:eastAsia="맑은 고딕"/>
+          <w:b/>
+          <w:color w:val="242424"/>
+          <w:sz w:val="20"/>
+        </w:rPr>
+        <w:t>Q. 대외비 데이터를 다루는데 Agent Builder로 만들어도 되나요?</w:t>
+      </w:r>
+    </w:p>
+    <w:p>
+      <w:pPr>
+        <w:spacing w:after="120"/>
+      </w:pPr>
+      <w:r>
+        <w:rPr>
+          <w:rFonts w:ascii="맑은 고딕" w:hAnsi="맑은 고딕" w:eastAsia="맑은 고딕"/>
+          <w:color w:val="5C5C5C"/>
+          <w:sz w:val="20"/>
+        </w:rPr>
+        <w:t>A. 권장하지 않습니다. 대외비 이상이거나 HITL이 필요하면 Copilot Studio 이상(사내 테넌트, DLP)을 선택하세요.</w:t>
       </w:r>
     </w:p>
     <w:p/>
     <w:p>
       <w:r>
         <w:rPr>
+          <w:rFonts w:ascii="맑은 고딕" w:hAnsi="맑은 고딕" w:eastAsia="맑은 고딕"/>
           <w:i/>
           <w:color w:val="5C5C5C"/>
           <w:sz w:val="16"/>
